--- a/templates/chemistry.docx
+++ b/templates/chemistry.docx
@@ -1072,380 +1072,6 @@
     </w:p>
     <w:p>
       <w:pPr>
-        <w:bidi/>
-        <w:spacing w:after="60" w:before="0" w:line="240"/>
-      </w:pPr>
-    </w:p>
-    <w:p>
-      <w:pPr>
-        <w:bidi/>
-      </w:pPr>
-      <w:r>
-        <w:rPr>
-          <w:rFonts w:ascii="Arial" w:cs="Arial" w:eastAsia="Arial" w:hAnsi="Arial"/>
-          <w:rtl/>
-        </w:rPr>
-        <w:t xml:space="preserve">בעבודה זו נעזרתי בכלי בינה מלאכותית (</w:t>
-      </w:r>
-      <w:r>
-        <w:rPr>
-          <w:rFonts w:ascii="Arial" w:cs="Arial" w:eastAsia="Arial" w:hAnsi="Arial"/>
-          <w:highlight w:val="yellow"/>
-          <w:rtl/>
-        </w:rPr>
-        <w:t xml:space="preserve">[שם הכלי, למשל ChatGPT, Gemini או Perplexity]</w:t>
-      </w:r>
-      <w:r>
-        <w:rPr>
-          <w:rFonts w:ascii="Arial" w:cs="Arial" w:eastAsia="Arial" w:hAnsi="Arial"/>
-          <w:rtl/>
-        </w:rPr>
-        <w:t xml:space="preserve">) בדרכים הבאות:</w:t>
-      </w:r>
-    </w:p>
-    <w:p>
-      <w:pPr>
-        <w:bidi/>
-      </w:pPr>
-      <w:r>
-        <w:rPr>
-          <w:rFonts w:ascii="Arial" w:cs="Arial" w:eastAsia="Arial" w:hAnsi="Arial"/>
-          <w:b/>
-          <w:bCs/>
-          <w:rtl/>
-        </w:rPr>
-        <w:t xml:space="preserve">איתור מאמרים:</w:t>
-      </w:r>
-      <w:r>
-        <w:rPr>
-          <w:rFonts w:ascii="Arial" w:cs="Arial" w:eastAsia="Arial" w:hAnsi="Arial"/>
-          <w:rtl/>
-        </w:rPr>
-        <w:t xml:space="preserve"> השתמשתי ב</w:t>
-      </w:r>
-      <w:r>
-        <w:rPr>
-          <w:rFonts w:ascii="Arial" w:cs="Arial" w:eastAsia="Arial" w:hAnsi="Arial"/>
-          <w:highlight w:val="yellow"/>
-          <w:rtl/>
-        </w:rPr>
-        <w:t xml:space="preserve">[שם הכלי]</w:t>
-      </w:r>
-      <w:r>
-        <w:rPr>
-          <w:rFonts w:ascii="Arial" w:cs="Arial" w:eastAsia="Arial" w:hAnsi="Arial"/>
-          <w:rtl/>
-        </w:rPr>
-        <w:t xml:space="preserve"> כדי למצוא מאמרים בנושא </w:t>
-      </w:r>
-      <w:r>
-        <w:rPr>
-          <w:rFonts w:ascii="Arial" w:cs="Arial" w:eastAsia="Arial" w:hAnsi="Arial"/>
-          <w:highlight w:val="yellow"/>
-          <w:rtl/>
-        </w:rPr>
-        <w:t xml:space="preserve">[...]</w:t>
-      </w:r>
-      <w:r>
-        <w:rPr>
-          <w:rFonts w:ascii="Arial" w:cs="Arial" w:eastAsia="Arial" w:hAnsi="Arial"/>
-          <w:rtl/>
-        </w:rPr>
-        <w:t xml:space="preserve">. את המאמרים קראתי בעצמי. כל עובדה בעבודה מבוססת על מאמר שמופיע ברשימת המקורות, ולא על תשובה של הבינה.</w:t>
-      </w:r>
-    </w:p>
-    <w:p>
-      <w:pPr>
-        <w:bidi/>
-      </w:pPr>
-      <w:r>
-        <w:rPr>
-          <w:rFonts w:ascii="Arial" w:cs="Arial" w:eastAsia="Arial" w:hAnsi="Arial"/>
-          <w:b/>
-          <w:bCs/>
-          <w:rtl/>
-        </w:rPr>
-        <w:t xml:space="preserve">עזרה בניסוח:</w:t>
-      </w:r>
-      <w:r>
-        <w:rPr>
-          <w:rFonts w:ascii="Arial" w:cs="Arial" w:eastAsia="Arial" w:hAnsi="Arial"/>
-          <w:rtl/>
-        </w:rPr>
-        <w:t xml:space="preserve"> נעזרתי ב</w:t>
-      </w:r>
-      <w:r>
-        <w:rPr>
-          <w:rFonts w:ascii="Arial" w:cs="Arial" w:eastAsia="Arial" w:hAnsi="Arial"/>
-          <w:highlight w:val="yellow"/>
-          <w:rtl/>
-        </w:rPr>
-        <w:t xml:space="preserve">[שם הכלי]</w:t>
-      </w:r>
-      <w:r>
-        <w:rPr>
-          <w:rFonts w:ascii="Arial" w:cs="Arial" w:eastAsia="Arial" w:hAnsi="Arial"/>
-          <w:rtl/>
-        </w:rPr>
-        <w:t xml:space="preserve"> לשיפור הניסוח של </w:t>
-      </w:r>
-      <w:r>
-        <w:rPr>
-          <w:rFonts w:ascii="Arial" w:cs="Arial" w:eastAsia="Arial" w:hAnsi="Arial"/>
-          <w:highlight w:val="yellow"/>
-          <w:rtl/>
-        </w:rPr>
-        <w:t xml:space="preserve">[פרקים או פסקאות]</w:t>
-      </w:r>
-      <w:r>
-        <w:rPr>
-          <w:rFonts w:ascii="Arial" w:cs="Arial" w:eastAsia="Arial" w:hAnsi="Arial"/>
-          <w:rtl/>
-        </w:rPr>
-        <w:t xml:space="preserve">. התוכן, הנתונים והמסקנות שלי.</w:t>
-      </w:r>
-    </w:p>
-    <w:p>
-      <w:pPr>
-        <w:bidi/>
-      </w:pPr>
-      <w:r>
-        <w:rPr>
-          <w:rFonts w:ascii="Arial" w:cs="Arial" w:eastAsia="Arial" w:hAnsi="Arial"/>
-          <w:b/>
-          <w:bCs/>
-          <w:rtl/>
-        </w:rPr>
-        <w:t xml:space="preserve">יצירת תרשימים:</w:t>
-      </w:r>
-      <w:r>
-        <w:rPr>
-          <w:rFonts w:ascii="Arial" w:cs="Arial" w:eastAsia="Arial" w:hAnsi="Arial"/>
-          <w:rtl/>
-        </w:rPr>
-        <w:t xml:space="preserve"> </w:t>
-      </w:r>
-      <w:r>
-        <w:rPr>
-          <w:rFonts w:ascii="Arial" w:cs="Arial" w:eastAsia="Arial" w:hAnsi="Arial"/>
-          <w:highlight w:val="yellow"/>
-          <w:rtl/>
-        </w:rPr>
-        <w:t xml:space="preserve">[איור ...]</w:t>
-      </w:r>
-      <w:r>
-        <w:rPr>
-          <w:rFonts w:ascii="Arial" w:cs="Arial" w:eastAsia="Arial" w:hAnsi="Arial"/>
-          <w:rtl/>
-        </w:rPr>
-        <w:t xml:space="preserve"> נוצר בעזרת </w:t>
-      </w:r>
-      <w:r>
-        <w:rPr>
-          <w:rFonts w:ascii="Arial" w:cs="Arial" w:eastAsia="Arial" w:hAnsi="Arial"/>
-          <w:highlight w:val="yellow"/>
-          <w:rtl/>
-        </w:rPr>
-        <w:t xml:space="preserve">[שם הכלי]</w:t>
-      </w:r>
-      <w:r>
-        <w:rPr>
-          <w:rFonts w:ascii="Arial" w:cs="Arial" w:eastAsia="Arial" w:hAnsi="Arial"/>
-          <w:rtl/>
-        </w:rPr>
-        <w:t xml:space="preserve">. הקרדיט מופיע בכיתוב של האיור וברשימת המקורות.</w:t>
-      </w:r>
-    </w:p>
-    <w:p>
-      <w:pPr>
-        <w:bidi/>
-      </w:pPr>
-      <w:r>
-        <w:rPr>
-          <w:rFonts w:ascii="Arial" w:cs="Arial" w:eastAsia="Arial" w:hAnsi="Arial"/>
-          <w:rtl/>
-        </w:rPr>
-        <w:t xml:space="preserve">את הדיון, המסקנות והרפלקציה כתבתי בעצמי. השאלות ששאלתי את הבינה מופיעות בנספח ב.</w:t>
-      </w:r>
-    </w:p>
-    <w:p>
-      <w:pPr>
-        <w:pStyle w:val="Heading2"/>
-        <w:bidi/>
-      </w:pPr>
-      <w:r>
-        <w:rPr>
-          <w:rFonts w:ascii="Arial" w:cs="Arial" w:eastAsia="Arial" w:hAnsi="Arial"/>
-          <w:rtl/>
-        </w:rPr>
-        <w:t xml:space="preserve">1.1 הבעיה הנחקרת והרקע למחקר</w:t>
-      </w:r>
-    </w:p>
-    <w:p>
-      <w:pPr>
-        <w:pBdr>
-          <w:top w:val="single" w:color="9DC3E6" w:sz="4" w:space="4"/>
-          <w:left w:val="single" w:color="9DC3E6" w:sz="4" w:space="4"/>
-          <w:bottom w:val="single" w:color="9DC3E6" w:sz="4" w:space="4"/>
-          <w:right w:val="single" w:color="9DC3E6" w:sz="4" w:space="4"/>
-        </w:pBdr>
-        <w:shd w:fill="E8F1FA" w:color="auto" w:val="clear"/>
-        <w:bidi/>
-        <w:spacing w:after="0" w:before="0" w:line="276"/>
-      </w:pPr>
-      <w:r>
-        <w:rPr>
-          <w:rFonts w:ascii="Arial" w:cs="Arial" w:eastAsia="Arial" w:hAnsi="Arial"/>
-          <w:color w:val="1F4E79"/>
-          <w:sz w:val="20"/>
-          <w:szCs w:val="20"/>
-          <w:rtl/>
-        </w:rPr>
-        <w:t xml:space="preserve">מה הבעיה, ולמה היא חשובה: לסביבה, לחקלאות, לבריאות או לאנושות. בערך חצי עמוד. מסיימים בשאלה שהמחקר מנסה לענות עליה, במילים פשוטות.</w:t>
-      </w:r>
-    </w:p>
-    <w:p>
-      <w:pPr>
-        <w:bidi/>
-        <w:spacing w:after="60" w:before="0" w:line="240"/>
-      </w:pPr>
-    </w:p>
-    <w:p>
-      <w:pPr>
-        <w:pBdr>
-          <w:top w:val="single" w:color="9DC3E6" w:sz="4" w:space="4"/>
-          <w:left w:val="single" w:color="9DC3E6" w:sz="4" w:space="4"/>
-          <w:bottom w:val="single" w:color="9DC3E6" w:sz="4" w:space="4"/>
-          <w:right w:val="single" w:color="9DC3E6" w:sz="4" w:space="4"/>
-        </w:pBdr>
-        <w:shd w:fill="E8F1FA" w:color="auto" w:val="clear"/>
-        <w:bidi/>
-        <w:spacing w:after="0" w:before="0" w:line="276"/>
-      </w:pPr>
-      <w:r>
-        <w:rPr>
-          <w:rFonts w:ascii="Arial" w:cs="Arial" w:eastAsia="Arial" w:hAnsi="Arial"/>
-          <w:color w:val="1F4E79"/>
-          <w:sz w:val="20"/>
-          <w:szCs w:val="20"/>
-          <w:rtl/>
-        </w:rPr>
-        <w:t xml:space="preserve">בכימיה המוקד חייב להיות </w:t>
-      </w:r>
-      <w:r>
-        <w:rPr>
-          <w:rFonts w:ascii="Arial" w:cs="Arial" w:eastAsia="Arial" w:hAnsi="Arial"/>
-          <w:b/>
-          <w:bCs/>
-          <w:color w:val="1F4E79"/>
-          <w:sz w:val="20"/>
-          <w:szCs w:val="20"/>
-          <w:rtl/>
-        </w:rPr>
-        <w:t xml:space="preserve">כימי, ברמה המולקולרית והמנגנונית</w:t>
-      </w:r>
-      <w:r>
-        <w:rPr>
-          <w:rFonts w:ascii="Arial" w:cs="Arial" w:eastAsia="Arial" w:hAnsi="Arial"/>
-          <w:color w:val="1F4E79"/>
-          <w:sz w:val="20"/>
-          <w:szCs w:val="20"/>
-          <w:rtl/>
-        </w:rPr>
-        <w:t xml:space="preserve">, גם כשהנושא בין-תחומי. כל חומר שמוזכר בעבודה מופיע עם נוסחה מולקולרית ונוסחת מבנה, וכל תגובה עם ניסוח.</w:t>
-      </w:r>
-    </w:p>
-    <w:p>
-      <w:pPr>
-        <w:bidi/>
-        <w:spacing w:after="60" w:before="0" w:line="240"/>
-      </w:pPr>
-    </w:p>
-    <w:p>
-      <w:pPr>
-        <w:bidi/>
-      </w:pPr>
-      <w:r>
-        <w:rPr>
-          <w:rFonts w:ascii="Arial" w:cs="Arial" w:eastAsia="Arial" w:hAnsi="Arial"/>
-          <w:highlight w:val="yellow"/>
-          <w:rtl/>
-        </w:rPr>
-        <w:t xml:space="preserve">[הרקע והבעיה]</w:t>
-      </w:r>
-    </w:p>
-    <w:p>
-      <w:pPr>
-        <w:keepNext/>
-        <w:pBdr>
-          <w:top w:val="dashed" w:color="A6A6A6" w:sz="6" w:space="8"/>
-          <w:left w:val="dashed" w:color="A6A6A6" w:sz="6" w:space="8"/>
-          <w:bottom w:val="dashed" w:color="A6A6A6" w:sz="6" w:space="8"/>
-          <w:right w:val="dashed" w:color="A6A6A6" w:sz="6" w:space="8"/>
-        </w:pBdr>
-        <w:bidi/>
-        <w:spacing w:after="60" w:before="240"/>
-        <w:jc w:val="center"/>
-      </w:pPr>
-      <w:r>
-        <w:br/>
-        <w:br/>
-        <w:t xml:space="preserve"/>
-      </w:r>
-      <w:r>
-        <w:rPr>
-          <w:rFonts w:ascii="Arial" w:cs="Arial" w:eastAsia="Arial" w:hAnsi="Arial"/>
-          <w:color w:val="7F7F7F"/>
-          <w:highlight w:val="yellow"/>
-          <w:rtl/>
-        </w:rPr>
-        <w:t xml:space="preserve">[תמונה מייצגת של הנושא]</w:t>
-      </w:r>
-      <w:r>
-        <w:br/>
-        <w:br/>
-        <w:t xml:space="preserve"/>
-      </w:r>
-    </w:p>
-    <w:p>
-      <w:pPr>
-        <w:keepNext w:val="false"/>
-        <w:bidi/>
-        <w:spacing w:after="240" w:before="60" w:line="276"/>
-        <w:jc w:val="center"/>
-      </w:pPr>
-      <w:r>
-        <w:rPr>
-          <w:rFonts w:ascii="Arial" w:cs="Arial" w:eastAsia="Arial" w:hAnsi="Arial"/>
-          <w:b/>
-          <w:bCs/>
-          <w:sz w:val="20"/>
-          <w:szCs w:val="20"/>
-          <w:rtl/>
-        </w:rPr>
-        <w:t xml:space="preserve">איור 1.1.</w:t>
-      </w:r>
-      <w:r>
-        <w:rPr>
-          <w:rFonts w:ascii="Arial" w:cs="Arial" w:eastAsia="Arial" w:hAnsi="Arial"/>
-          <w:sz w:val="20"/>
-          <w:szCs w:val="20"/>
-          <w:rtl/>
-        </w:rPr>
-        <w:t xml:space="preserve">‏ </w:t>
-      </w:r>
-      <w:r>
-        <w:rPr>
-          <w:rFonts w:ascii="Arial" w:cs="Arial" w:eastAsia="Arial" w:hAnsi="Arial"/>
-          <w:sz w:val="20"/>
-          <w:szCs w:val="20"/>
-          <w:rtl/>
-        </w:rPr>
-        <w:t xml:space="preserve">אצת הכלורלה במבט מיקרוסקופי (Tere Group, 2024).</w:t>
-      </w:r>
-    </w:p>
-    <w:p>
-      <w:pPr>
         <w:pStyle w:val="ListParagraph"/>
         <w:numPr>
           <w:ilvl w:val="0"/>
@@ -1464,16 +1090,6 @@
       <w:r>
         <w:rPr>
           <w:rFonts w:ascii="Arial" w:cs="Arial" w:eastAsia="Arial" w:hAnsi="Arial"/>
-          <w:color w:val="1F4E79"/>
-          <w:sz w:val="20"/>
-          <w:szCs w:val="20"/>
-          <w:rtl/>
-        </w:rPr>
-        <w:t xml:space="preserve">כל איור (תמונה, גרף או תרשים) מקבל מספר וכותרת </w:t>
-      </w:r>
-      <w:r>
-        <w:rPr>
-          <w:rFonts w:ascii="Arial" w:cs="Arial" w:eastAsia="Arial" w:hAnsi="Arial"/>
           <w:b/>
           <w:bCs/>
           <w:color w:val="1F4E79"/>
@@ -1481,17 +1097,391 @@
           <w:szCs w:val="20"/>
           <w:rtl/>
         </w:rPr>
-        <w:t xml:space="preserve">מתחתיו</w:t>
-      </w:r>
-      <w:r>
-        <w:rPr>
-          <w:rFonts w:ascii="Arial" w:cs="Arial" w:eastAsia="Arial" w:hAnsi="Arial"/>
-          <w:color w:val="1F4E79"/>
-          <w:sz w:val="20"/>
-          <w:szCs w:val="20"/>
-          <w:rtl/>
-        </w:rPr>
-        <w:t xml:space="preserve">, ובסוגריים את המקור.</w:t>
+        <w:t xml:space="preserve">בינה מלאכותית היא לא מקור.</w:t>
+      </w:r>
+      <w:r>
+        <w:rPr>
+          <w:rFonts w:ascii="Arial" w:cs="Arial" w:eastAsia="Arial" w:hAnsi="Arial"/>
+          <w:color w:val="1F4E79"/>
+          <w:sz w:val="20"/>
+          <w:szCs w:val="20"/>
+          <w:rtl/>
+        </w:rPr>
+        <w:t xml:space="preserve"> לא מצטטים אותה ולא מפנים אליה בגוף העבודה. כל מידע מגיע ממאמר או מאתר שמופיעים ברשימת המקורות.</w:t>
+      </w:r>
+    </w:p>
+    <w:p>
+      <w:pPr>
+        <w:bidi/>
+        <w:spacing w:after="60" w:before="0" w:line="240"/>
+      </w:pPr>
+    </w:p>
+    <w:p>
+      <w:pPr>
+        <w:bidi/>
+      </w:pPr>
+      <w:r>
+        <w:rPr>
+          <w:rFonts w:ascii="Arial" w:cs="Arial" w:eastAsia="Arial" w:hAnsi="Arial"/>
+          <w:rtl/>
+        </w:rPr>
+        <w:t xml:space="preserve">בעבודה זו נעזרתי בכלי בינה מלאכותית (</w:t>
+      </w:r>
+      <w:r>
+        <w:rPr>
+          <w:rFonts w:ascii="Arial" w:cs="Arial" w:eastAsia="Arial" w:hAnsi="Arial"/>
+          <w:highlight w:val="yellow"/>
+          <w:rtl/>
+        </w:rPr>
+        <w:t xml:space="preserve">[שם הכלי, למשל ChatGPT, Gemini או Perplexity]</w:t>
+      </w:r>
+      <w:r>
+        <w:rPr>
+          <w:rFonts w:ascii="Arial" w:cs="Arial" w:eastAsia="Arial" w:hAnsi="Arial"/>
+          <w:rtl/>
+        </w:rPr>
+        <w:t xml:space="preserve">) בדרכים הבאות:</w:t>
+      </w:r>
+    </w:p>
+    <w:p>
+      <w:pPr>
+        <w:bidi/>
+      </w:pPr>
+      <w:r>
+        <w:rPr>
+          <w:rFonts w:ascii="Arial" w:cs="Arial" w:eastAsia="Arial" w:hAnsi="Arial"/>
+          <w:b/>
+          <w:bCs/>
+          <w:rtl/>
+        </w:rPr>
+        <w:t xml:space="preserve">איתור מאמרים:</w:t>
+      </w:r>
+      <w:r>
+        <w:rPr>
+          <w:rFonts w:ascii="Arial" w:cs="Arial" w:eastAsia="Arial" w:hAnsi="Arial"/>
+          <w:rtl/>
+        </w:rPr>
+        <w:t xml:space="preserve"> השתמשתי ב</w:t>
+      </w:r>
+      <w:r>
+        <w:rPr>
+          <w:rFonts w:ascii="Arial" w:cs="Arial" w:eastAsia="Arial" w:hAnsi="Arial"/>
+          <w:highlight w:val="yellow"/>
+          <w:rtl/>
+        </w:rPr>
+        <w:t xml:space="preserve">[שם הכלי]</w:t>
+      </w:r>
+      <w:r>
+        <w:rPr>
+          <w:rFonts w:ascii="Arial" w:cs="Arial" w:eastAsia="Arial" w:hAnsi="Arial"/>
+          <w:rtl/>
+        </w:rPr>
+        <w:t xml:space="preserve"> כדי למצוא מאמרים בנושא </w:t>
+      </w:r>
+      <w:r>
+        <w:rPr>
+          <w:rFonts w:ascii="Arial" w:cs="Arial" w:eastAsia="Arial" w:hAnsi="Arial"/>
+          <w:highlight w:val="yellow"/>
+          <w:rtl/>
+        </w:rPr>
+        <w:t xml:space="preserve">[...]</w:t>
+      </w:r>
+      <w:r>
+        <w:rPr>
+          <w:rFonts w:ascii="Arial" w:cs="Arial" w:eastAsia="Arial" w:hAnsi="Arial"/>
+          <w:rtl/>
+        </w:rPr>
+        <w:t xml:space="preserve">. את המאמרים קראתי בעצמי. כל עובדה בעבודה מבוססת על מאמר שמופיע ברשימת המקורות, ולא על תשובה של הבינה.</w:t>
+      </w:r>
+    </w:p>
+    <w:p>
+      <w:pPr>
+        <w:bidi/>
+      </w:pPr>
+      <w:r>
+        <w:rPr>
+          <w:rFonts w:ascii="Arial" w:cs="Arial" w:eastAsia="Arial" w:hAnsi="Arial"/>
+          <w:b/>
+          <w:bCs/>
+          <w:rtl/>
+        </w:rPr>
+        <w:t xml:space="preserve">עזרה בניסוח:</w:t>
+      </w:r>
+      <w:r>
+        <w:rPr>
+          <w:rFonts w:ascii="Arial" w:cs="Arial" w:eastAsia="Arial" w:hAnsi="Arial"/>
+          <w:rtl/>
+        </w:rPr>
+        <w:t xml:space="preserve"> נעזרתי ב</w:t>
+      </w:r>
+      <w:r>
+        <w:rPr>
+          <w:rFonts w:ascii="Arial" w:cs="Arial" w:eastAsia="Arial" w:hAnsi="Arial"/>
+          <w:highlight w:val="yellow"/>
+          <w:rtl/>
+        </w:rPr>
+        <w:t xml:space="preserve">[שם הכלי]</w:t>
+      </w:r>
+      <w:r>
+        <w:rPr>
+          <w:rFonts w:ascii="Arial" w:cs="Arial" w:eastAsia="Arial" w:hAnsi="Arial"/>
+          <w:rtl/>
+        </w:rPr>
+        <w:t xml:space="preserve"> לשיפור הניסוח של </w:t>
+      </w:r>
+      <w:r>
+        <w:rPr>
+          <w:rFonts w:ascii="Arial" w:cs="Arial" w:eastAsia="Arial" w:hAnsi="Arial"/>
+          <w:highlight w:val="yellow"/>
+          <w:rtl/>
+        </w:rPr>
+        <w:t xml:space="preserve">[פרקים או פסקאות]</w:t>
+      </w:r>
+      <w:r>
+        <w:rPr>
+          <w:rFonts w:ascii="Arial" w:cs="Arial" w:eastAsia="Arial" w:hAnsi="Arial"/>
+          <w:rtl/>
+        </w:rPr>
+        <w:t xml:space="preserve">. התוכן, הנתונים והמסקנות שלי.</w:t>
+      </w:r>
+    </w:p>
+    <w:p>
+      <w:pPr>
+        <w:bidi/>
+      </w:pPr>
+      <w:r>
+        <w:rPr>
+          <w:rFonts w:ascii="Arial" w:cs="Arial" w:eastAsia="Arial" w:hAnsi="Arial"/>
+          <w:b/>
+          <w:bCs/>
+          <w:rtl/>
+        </w:rPr>
+        <w:t xml:space="preserve">יצירת תרשימים:</w:t>
+      </w:r>
+      <w:r>
+        <w:rPr>
+          <w:rFonts w:ascii="Arial" w:cs="Arial" w:eastAsia="Arial" w:hAnsi="Arial"/>
+          <w:rtl/>
+        </w:rPr>
+        <w:t xml:space="preserve"> </w:t>
+      </w:r>
+      <w:r>
+        <w:rPr>
+          <w:rFonts w:ascii="Arial" w:cs="Arial" w:eastAsia="Arial" w:hAnsi="Arial"/>
+          <w:highlight w:val="yellow"/>
+          <w:rtl/>
+        </w:rPr>
+        <w:t xml:space="preserve">[איור ...]</w:t>
+      </w:r>
+      <w:r>
+        <w:rPr>
+          <w:rFonts w:ascii="Arial" w:cs="Arial" w:eastAsia="Arial" w:hAnsi="Arial"/>
+          <w:rtl/>
+        </w:rPr>
+        <w:t xml:space="preserve"> נוצר בעזרת </w:t>
+      </w:r>
+      <w:r>
+        <w:rPr>
+          <w:rFonts w:ascii="Arial" w:cs="Arial" w:eastAsia="Arial" w:hAnsi="Arial"/>
+          <w:highlight w:val="yellow"/>
+          <w:rtl/>
+        </w:rPr>
+        <w:t xml:space="preserve">[שם הכלי]</w:t>
+      </w:r>
+      <w:r>
+        <w:rPr>
+          <w:rFonts w:ascii="Arial" w:cs="Arial" w:eastAsia="Arial" w:hAnsi="Arial"/>
+          <w:rtl/>
+        </w:rPr>
+        <w:t xml:space="preserve">. הקרדיט מופיע בכיתוב של האיור.</w:t>
+      </w:r>
+    </w:p>
+    <w:p>
+      <w:pPr>
+        <w:bidi/>
+      </w:pPr>
+      <w:r>
+        <w:rPr>
+          <w:rFonts w:ascii="Arial" w:cs="Arial" w:eastAsia="Arial" w:hAnsi="Arial"/>
+          <w:rtl/>
+        </w:rPr>
+        <w:t xml:space="preserve">את הדיון, המסקנות והרפלקציה כתבתי בעצמי. השאלות ששאלתי את הבינה מופיעות בנספח ב.</w:t>
+      </w:r>
+    </w:p>
+    <w:p>
+      <w:pPr>
+        <w:pStyle w:val="Heading2"/>
+        <w:bidi/>
+      </w:pPr>
+      <w:r>
+        <w:rPr>
+          <w:rFonts w:ascii="Arial" w:cs="Arial" w:eastAsia="Arial" w:hAnsi="Arial"/>
+          <w:rtl/>
+        </w:rPr>
+        <w:t xml:space="preserve">1.1 הבעיה הנחקרת והרקע למחקר</w:t>
+      </w:r>
+    </w:p>
+    <w:p>
+      <w:pPr>
+        <w:pBdr>
+          <w:top w:val="single" w:color="9DC3E6" w:sz="4" w:space="4"/>
+          <w:left w:val="single" w:color="9DC3E6" w:sz="4" w:space="4"/>
+          <w:bottom w:val="single" w:color="9DC3E6" w:sz="4" w:space="4"/>
+          <w:right w:val="single" w:color="9DC3E6" w:sz="4" w:space="4"/>
+        </w:pBdr>
+        <w:shd w:fill="E8F1FA" w:color="auto" w:val="clear"/>
+        <w:bidi/>
+        <w:spacing w:after="0" w:before="0" w:line="276"/>
+      </w:pPr>
+      <w:r>
+        <w:rPr>
+          <w:rFonts w:ascii="Arial" w:cs="Arial" w:eastAsia="Arial" w:hAnsi="Arial"/>
+          <w:color w:val="1F4E79"/>
+          <w:sz w:val="20"/>
+          <w:szCs w:val="20"/>
+          <w:rtl/>
+        </w:rPr>
+        <w:t xml:space="preserve">מה הבעיה, ולמה היא חשובה: לסביבה, לחקלאות, לבריאות או לאנושות. בערך חצי עמוד. מסיימים בשאלה שהמחקר מנסה לענות עליה, במילים פשוטות.</w:t>
+      </w:r>
+    </w:p>
+    <w:p>
+      <w:pPr>
+        <w:bidi/>
+        <w:spacing w:after="60" w:before="0" w:line="240"/>
+      </w:pPr>
+    </w:p>
+    <w:p>
+      <w:pPr>
+        <w:pBdr>
+          <w:top w:val="single" w:color="9DC3E6" w:sz="4" w:space="4"/>
+          <w:left w:val="single" w:color="9DC3E6" w:sz="4" w:space="4"/>
+          <w:bottom w:val="single" w:color="9DC3E6" w:sz="4" w:space="4"/>
+          <w:right w:val="single" w:color="9DC3E6" w:sz="4" w:space="4"/>
+        </w:pBdr>
+        <w:shd w:fill="E8F1FA" w:color="auto" w:val="clear"/>
+        <w:bidi/>
+        <w:spacing w:after="0" w:before="0" w:line="276"/>
+      </w:pPr>
+      <w:r>
+        <w:rPr>
+          <w:rFonts w:ascii="Arial" w:cs="Arial" w:eastAsia="Arial" w:hAnsi="Arial"/>
+          <w:color w:val="1F4E79"/>
+          <w:sz w:val="20"/>
+          <w:szCs w:val="20"/>
+          <w:rtl/>
+        </w:rPr>
+        <w:t xml:space="preserve">בכימיה המוקד חייב להיות </w:t>
+      </w:r>
+      <w:r>
+        <w:rPr>
+          <w:rFonts w:ascii="Arial" w:cs="Arial" w:eastAsia="Arial" w:hAnsi="Arial"/>
+          <w:b/>
+          <w:bCs/>
+          <w:color w:val="1F4E79"/>
+          <w:sz w:val="20"/>
+          <w:szCs w:val="20"/>
+          <w:rtl/>
+        </w:rPr>
+        <w:t xml:space="preserve">כימי, ברמה המולקולרית והמנגנונית</w:t>
+      </w:r>
+      <w:r>
+        <w:rPr>
+          <w:rFonts w:ascii="Arial" w:cs="Arial" w:eastAsia="Arial" w:hAnsi="Arial"/>
+          <w:color w:val="1F4E79"/>
+          <w:sz w:val="20"/>
+          <w:szCs w:val="20"/>
+          <w:rtl/>
+        </w:rPr>
+        <w:t xml:space="preserve">, גם כשהנושא בין-תחומי. כל חומר שמוזכר בעבודה מופיע עם נוסחה מולקולרית ונוסחת מבנה, וכל תגובה עם ניסוח.</w:t>
+      </w:r>
+    </w:p>
+    <w:p>
+      <w:pPr>
+        <w:bidi/>
+        <w:spacing w:after="60" w:before="0" w:line="240"/>
+      </w:pPr>
+    </w:p>
+    <w:p>
+      <w:pPr>
+        <w:bidi/>
+      </w:pPr>
+      <w:r>
+        <w:rPr>
+          <w:rFonts w:ascii="Arial" w:cs="Arial" w:eastAsia="Arial" w:hAnsi="Arial"/>
+          <w:highlight w:val="yellow"/>
+          <w:rtl/>
+        </w:rPr>
+        <w:t xml:space="preserve">[הרקע והבעיה]</w:t>
+      </w:r>
+    </w:p>
+    <w:p>
+      <w:pPr>
+        <w:keepNext/>
+        <w:pBdr>
+          <w:top w:val="dashed" w:color="A6A6A6" w:sz="6" w:space="8"/>
+          <w:left w:val="dashed" w:color="A6A6A6" w:sz="6" w:space="8"/>
+          <w:bottom w:val="dashed" w:color="A6A6A6" w:sz="6" w:space="8"/>
+          <w:right w:val="dashed" w:color="A6A6A6" w:sz="6" w:space="8"/>
+        </w:pBdr>
+        <w:bidi/>
+        <w:spacing w:after="60" w:before="240"/>
+        <w:jc w:val="center"/>
+      </w:pPr>
+      <w:r>
+        <w:br/>
+        <w:br/>
+        <w:t xml:space="preserve"/>
+      </w:r>
+      <w:r>
+        <w:rPr>
+          <w:rFonts w:ascii="Arial" w:cs="Arial" w:eastAsia="Arial" w:hAnsi="Arial"/>
+          <w:color w:val="7F7F7F"/>
+          <w:highlight w:val="yellow"/>
+          <w:rtl/>
+        </w:rPr>
+        <w:t xml:space="preserve">[תמונה מייצגת של הנושא]</w:t>
+      </w:r>
+      <w:r>
+        <w:br/>
+        <w:br/>
+        <w:t xml:space="preserve"/>
+      </w:r>
+    </w:p>
+    <w:p>
+      <w:pPr>
+        <w:keepNext w:val="false"/>
+        <w:bidi/>
+        <w:spacing w:after="240" w:before="60" w:line="276"/>
+        <w:jc w:val="center"/>
+      </w:pPr>
+      <w:r>
+        <w:rPr>
+          <w:rFonts w:ascii="Arial" w:cs="Arial" w:eastAsia="Arial" w:hAnsi="Arial"/>
+          <w:b/>
+          <w:bCs/>
+          <w:sz w:val="20"/>
+          <w:szCs w:val="20"/>
+          <w:rtl/>
+        </w:rPr>
+        <w:t xml:space="preserve">איור 1.1.</w:t>
+      </w:r>
+      <w:r>
+        <w:rPr>
+          <w:rFonts w:ascii="Arial" w:cs="Arial" w:eastAsia="Arial" w:hAnsi="Arial"/>
+          <w:sz w:val="20"/>
+          <w:szCs w:val="20"/>
+          <w:rtl/>
+        </w:rPr>
+        <w:t xml:space="preserve">‏ </w:t>
+      </w:r>
+      <w:r>
+        <w:rPr>
+          <w:rFonts w:ascii="Arial" w:cs="Arial" w:eastAsia="Arial" w:hAnsi="Arial"/>
+          <w:sz w:val="20"/>
+          <w:szCs w:val="20"/>
+          <w:rtl/>
+        </w:rPr>
+        <w:t xml:space="preserve">אצת הכלורלה במבט מיקרוסקופי (Tere Group, 2024).</w:t>
       </w:r>
     </w:p>
     <w:p>
@@ -1519,7 +1509,7 @@
           <w:szCs w:val="20"/>
           <w:rtl/>
         </w:rPr>
-        <w:t xml:space="preserve">בכימיה המספור הוא </w:t>
+        <w:t xml:space="preserve">כל איור (תמונה, גרף או תרשים) מקבל מספר וכותרת </w:t>
       </w:r>
       <w:r>
         <w:rPr>
@@ -1531,17 +1521,17 @@
           <w:szCs w:val="20"/>
           <w:rtl/>
         </w:rPr>
-        <w:t xml:space="preserve">לפי פרק</w:t>
-      </w:r>
-      <w:r>
-        <w:rPr>
-          <w:rFonts w:ascii="Arial" w:cs="Arial" w:eastAsia="Arial" w:hAnsi="Arial"/>
-          <w:color w:val="1F4E79"/>
-          <w:sz w:val="20"/>
-          <w:szCs w:val="20"/>
-          <w:rtl/>
-        </w:rPr>
-        <w:t xml:space="preserve">: איור 1.1, איור 1.2, ובפרק 3 איור 3.1. לטבלאות יש מספור נפרד (טבלה 3.1).</w:t>
+        <w:t xml:space="preserve">מתחתיו</w:t>
+      </w:r>
+      <w:r>
+        <w:rPr>
+          <w:rFonts w:ascii="Arial" w:cs="Arial" w:eastAsia="Arial" w:hAnsi="Arial"/>
+          <w:color w:val="1F4E79"/>
+          <w:sz w:val="20"/>
+          <w:szCs w:val="20"/>
+          <w:rtl/>
+        </w:rPr>
+        <w:t xml:space="preserve">, ובסוגריים את המקור.</w:t>
       </w:r>
     </w:p>
     <w:p>
@@ -1569,95 +1559,29 @@
           <w:szCs w:val="20"/>
           <w:rtl/>
         </w:rPr>
-        <w:t xml:space="preserve">תמונה שצילמתם בעצמכם — עם תאריך הצילום. תרשים שנוצר בבינה מלאכותית — עם שם הכלי.</w:t>
-      </w:r>
-    </w:p>
-    <w:p>
-      <w:pPr>
-        <w:bidi/>
-        <w:spacing w:after="60" w:before="0" w:line="240"/>
-      </w:pPr>
-    </w:p>
-    <w:p>
-      <w:pPr>
-        <w:pStyle w:val="Heading2"/>
-        <w:bidi/>
-      </w:pPr>
-      <w:r>
-        <w:rPr>
-          <w:rFonts w:ascii="Arial" w:cs="Arial" w:eastAsia="Arial" w:hAnsi="Arial"/>
-          <w:rtl/>
-        </w:rPr>
-        <w:t xml:space="preserve">1.2 מטרות המחקר</w:t>
-      </w:r>
-    </w:p>
-    <w:p>
-      <w:pPr>
-        <w:pBdr>
-          <w:top w:val="single" w:color="9DC3E6" w:sz="4" w:space="4"/>
-          <w:left w:val="single" w:color="9DC3E6" w:sz="4" w:space="4"/>
-          <w:bottom w:val="single" w:color="9DC3E6" w:sz="4" w:space="4"/>
-          <w:right w:val="single" w:color="9DC3E6" w:sz="4" w:space="4"/>
-        </w:pBdr>
-        <w:shd w:fill="E8F1FA" w:color="auto" w:val="clear"/>
-        <w:bidi/>
-        <w:spacing w:after="0" w:before="0" w:line="276"/>
-      </w:pPr>
-      <w:r>
-        <w:rPr>
-          <w:rFonts w:ascii="Arial" w:cs="Arial" w:eastAsia="Arial" w:hAnsi="Arial"/>
-          <w:color w:val="1F4E79"/>
-          <w:sz w:val="20"/>
-          <w:szCs w:val="20"/>
-          <w:rtl/>
-        </w:rPr>
-        <w:t xml:space="preserve">מטרה כללית אחת, ועוד שתיים או שלוש מטרות ספציפיות. כל מטרה מתחילה בפועל: לבדוק, לאפיין, להשוות.</w:t>
-      </w:r>
-    </w:p>
-    <w:p>
-      <w:pPr>
-        <w:bidi/>
-        <w:spacing w:after="60" w:before="0" w:line="240"/>
-      </w:pPr>
-    </w:p>
-    <w:p>
-      <w:pPr>
-        <w:bidi/>
-      </w:pPr>
-      <w:r>
-        <w:rPr>
-          <w:rFonts w:ascii="Arial" w:cs="Arial" w:eastAsia="Arial" w:hAnsi="Arial"/>
-          <w:rtl/>
-        </w:rPr>
-        <w:t xml:space="preserve">מטרת המחקר היא לבדוק </w:t>
-      </w:r>
-      <w:r>
-        <w:rPr>
-          <w:rFonts w:ascii="Arial" w:cs="Arial" w:eastAsia="Arial" w:hAnsi="Arial"/>
-          <w:highlight w:val="yellow"/>
-          <w:rtl/>
-        </w:rPr>
-        <w:t xml:space="preserve">[...]</w:t>
-      </w:r>
-      <w:r>
-        <w:rPr>
-          <w:rFonts w:ascii="Arial" w:cs="Arial" w:eastAsia="Arial" w:hAnsi="Arial"/>
-          <w:rtl/>
-        </w:rPr>
-        <w:t xml:space="preserve">.</w:t>
-      </w:r>
-    </w:p>
-    <w:p>
-      <w:pPr>
-        <w:pStyle w:val="Heading2"/>
-        <w:bidi/>
-      </w:pPr>
-      <w:r>
-        <w:rPr>
-          <w:rFonts w:ascii="Arial" w:cs="Arial" w:eastAsia="Arial" w:hAnsi="Arial"/>
-          <w:rtl/>
-        </w:rPr>
-        <w:t xml:space="preserve">1.3 סקר ספרות</w:t>
+        <w:t xml:space="preserve">בכימיה המספור הוא </w:t>
+      </w:r>
+      <w:r>
+        <w:rPr>
+          <w:rFonts w:ascii="Arial" w:cs="Arial" w:eastAsia="Arial" w:hAnsi="Arial"/>
+          <w:b/>
+          <w:bCs/>
+          <w:color w:val="1F4E79"/>
+          <w:sz w:val="20"/>
+          <w:szCs w:val="20"/>
+          <w:rtl/>
+        </w:rPr>
+        <w:t xml:space="preserve">לפי פרק</w:t>
+      </w:r>
+      <w:r>
+        <w:rPr>
+          <w:rFonts w:ascii="Arial" w:cs="Arial" w:eastAsia="Arial" w:hAnsi="Arial"/>
+          <w:color w:val="1F4E79"/>
+          <w:sz w:val="20"/>
+          <w:szCs w:val="20"/>
+          <w:rtl/>
+        </w:rPr>
+        <w:t xml:space="preserve">: איור 1.1, איור 1.2, ובפרק 3 איור 3.1. לטבלאות יש מספור נפרד (טבלה 3.1).</w:t>
       </w:r>
     </w:p>
     <w:p>
@@ -1685,7 +1609,95 @@
           <w:szCs w:val="20"/>
           <w:rtl/>
         </w:rPr>
-        <w:t xml:space="preserve">מגדירים את המושגים המרכזיים ומציגים מחקרים קרובים לנושא.</w:t>
+        <w:t xml:space="preserve">תמונה שצילמתם בעצמכם — עם תאריך הצילום. תרשים שנוצר בבינה מלאכותית — עם שם הכלי.</w:t>
+      </w:r>
+    </w:p>
+    <w:p>
+      <w:pPr>
+        <w:bidi/>
+        <w:spacing w:after="60" w:before="0" w:line="240"/>
+      </w:pPr>
+    </w:p>
+    <w:p>
+      <w:pPr>
+        <w:pStyle w:val="Heading2"/>
+        <w:bidi/>
+      </w:pPr>
+      <w:r>
+        <w:rPr>
+          <w:rFonts w:ascii="Arial" w:cs="Arial" w:eastAsia="Arial" w:hAnsi="Arial"/>
+          <w:rtl/>
+        </w:rPr>
+        <w:t xml:space="preserve">1.2 מטרות המחקר</w:t>
+      </w:r>
+    </w:p>
+    <w:p>
+      <w:pPr>
+        <w:pBdr>
+          <w:top w:val="single" w:color="9DC3E6" w:sz="4" w:space="4"/>
+          <w:left w:val="single" w:color="9DC3E6" w:sz="4" w:space="4"/>
+          <w:bottom w:val="single" w:color="9DC3E6" w:sz="4" w:space="4"/>
+          <w:right w:val="single" w:color="9DC3E6" w:sz="4" w:space="4"/>
+        </w:pBdr>
+        <w:shd w:fill="E8F1FA" w:color="auto" w:val="clear"/>
+        <w:bidi/>
+        <w:spacing w:after="0" w:before="0" w:line="276"/>
+      </w:pPr>
+      <w:r>
+        <w:rPr>
+          <w:rFonts w:ascii="Arial" w:cs="Arial" w:eastAsia="Arial" w:hAnsi="Arial"/>
+          <w:color w:val="1F4E79"/>
+          <w:sz w:val="20"/>
+          <w:szCs w:val="20"/>
+          <w:rtl/>
+        </w:rPr>
+        <w:t xml:space="preserve">מטרה כללית אחת, ועוד שתיים או שלוש מטרות ספציפיות. כל מטרה מתחילה בפועל: לבדוק, לאפיין, להשוות.</w:t>
+      </w:r>
+    </w:p>
+    <w:p>
+      <w:pPr>
+        <w:bidi/>
+        <w:spacing w:after="60" w:before="0" w:line="240"/>
+      </w:pPr>
+    </w:p>
+    <w:p>
+      <w:pPr>
+        <w:bidi/>
+      </w:pPr>
+      <w:r>
+        <w:rPr>
+          <w:rFonts w:ascii="Arial" w:cs="Arial" w:eastAsia="Arial" w:hAnsi="Arial"/>
+          <w:rtl/>
+        </w:rPr>
+        <w:t xml:space="preserve">מטרת המחקר היא לבדוק </w:t>
+      </w:r>
+      <w:r>
+        <w:rPr>
+          <w:rFonts w:ascii="Arial" w:cs="Arial" w:eastAsia="Arial" w:hAnsi="Arial"/>
+          <w:highlight w:val="yellow"/>
+          <w:rtl/>
+        </w:rPr>
+        <w:t xml:space="preserve">[...]</w:t>
+      </w:r>
+      <w:r>
+        <w:rPr>
+          <w:rFonts w:ascii="Arial" w:cs="Arial" w:eastAsia="Arial" w:hAnsi="Arial"/>
+          <w:rtl/>
+        </w:rPr>
+        <w:t xml:space="preserve">.</w:t>
+      </w:r>
+    </w:p>
+    <w:p>
+      <w:pPr>
+        <w:pStyle w:val="Heading2"/>
+        <w:bidi/>
+      </w:pPr>
+      <w:r>
+        <w:rPr>
+          <w:rFonts w:ascii="Arial" w:cs="Arial" w:eastAsia="Arial" w:hAnsi="Arial"/>
+          <w:rtl/>
+        </w:rPr>
+        <w:t xml:space="preserve">1.3 סקר ספרות</w:t>
       </w:r>
     </w:p>
     <w:p>
@@ -1713,29 +1725,7 @@
           <w:szCs w:val="20"/>
           <w:rtl/>
         </w:rPr>
-        <w:t xml:space="preserve">חובה להתייחס ל</w:t>
-      </w:r>
-      <w:r>
-        <w:rPr>
-          <w:rFonts w:ascii="Arial" w:cs="Arial" w:eastAsia="Arial" w:hAnsi="Arial"/>
-          <w:b/>
-          <w:bCs/>
-          <w:color w:val="1F4E79"/>
-          <w:sz w:val="20"/>
-          <w:szCs w:val="20"/>
-          <w:rtl/>
-        </w:rPr>
-        <w:t xml:space="preserve">מאמר מדעי אחד לפחות מארבע השנים האחרונות</w:t>
-      </w:r>
-      <w:r>
-        <w:rPr>
-          <w:rFonts w:ascii="Arial" w:cs="Arial" w:eastAsia="Arial" w:hAnsi="Arial"/>
-          <w:color w:val="1F4E79"/>
-          <w:sz w:val="20"/>
-          <w:szCs w:val="20"/>
-          <w:rtl/>
-        </w:rPr>
-        <w:t xml:space="preserve">.</w:t>
+        <w:t xml:space="preserve">מגדירים את המושגים המרכזיים ומציגים מחקרים קרובים לנושא.</w:t>
       </w:r>
     </w:p>
     <w:p>
@@ -1763,7 +1753,7 @@
           <w:szCs w:val="20"/>
           <w:rtl/>
         </w:rPr>
-        <w:t xml:space="preserve">ספרי לימוד של בית הספר, אנציקלופדיות (כולל ויקיפדיה) ומקורות לא מזוהים מהאינטרנט </w:t>
+        <w:t xml:space="preserve">חובה להתייחס ל</w:t>
       </w:r>
       <w:r>
         <w:rPr>
@@ -1775,17 +1765,17 @@
           <w:szCs w:val="20"/>
           <w:rtl/>
         </w:rPr>
-        <w:t xml:space="preserve">לא נכנסים</w:t>
-      </w:r>
-      <w:r>
-        <w:rPr>
-          <w:rFonts w:ascii="Arial" w:cs="Arial" w:eastAsia="Arial" w:hAnsi="Arial"/>
-          <w:color w:val="1F4E79"/>
-          <w:sz w:val="20"/>
-          <w:szCs w:val="20"/>
-          <w:rtl/>
-        </w:rPr>
-        <w:t xml:space="preserve"> לרשימת המקורות.</w:t>
+        <w:t xml:space="preserve">מאמר מדעי אחד לפחות מארבע השנים האחרונות</w:t>
+      </w:r>
+      <w:r>
+        <w:rPr>
+          <w:rFonts w:ascii="Arial" w:cs="Arial" w:eastAsia="Arial" w:hAnsi="Arial"/>
+          <w:color w:val="1F4E79"/>
+          <w:sz w:val="20"/>
+          <w:szCs w:val="20"/>
+          <w:rtl/>
+        </w:rPr>
+        <w:t xml:space="preserve">.</w:t>
       </w:r>
     </w:p>
     <w:p>
@@ -1813,14 +1803,30 @@
           <w:szCs w:val="20"/>
           <w:rtl/>
         </w:rPr>
-        <w:t xml:space="preserve">לכל חומר נוסחה מולקולרית ונוסחת מבנה, ולכל תגובה ניסוח.</w:t>
-      </w:r>
-    </w:p>
-    <w:p>
-      <w:pPr>
-        <w:bidi/>
-        <w:spacing w:after="60" w:before="0" w:line="240"/>
-      </w:pPr>
+        <w:t xml:space="preserve">ספרי לימוד של בית הספר, אנציקלופדיות (כולל ויקיפדיה) ומקורות לא מזוהים מהאינטרנט </w:t>
+      </w:r>
+      <w:r>
+        <w:rPr>
+          <w:rFonts w:ascii="Arial" w:cs="Arial" w:eastAsia="Arial" w:hAnsi="Arial"/>
+          <w:b/>
+          <w:bCs/>
+          <w:color w:val="1F4E79"/>
+          <w:sz w:val="20"/>
+          <w:szCs w:val="20"/>
+          <w:rtl/>
+        </w:rPr>
+        <w:t xml:space="preserve">לא נכנסים</w:t>
+      </w:r>
+      <w:r>
+        <w:rPr>
+          <w:rFonts w:ascii="Arial" w:cs="Arial" w:eastAsia="Arial" w:hAnsi="Arial"/>
+          <w:color w:val="1F4E79"/>
+          <w:sz w:val="20"/>
+          <w:szCs w:val="20"/>
+          <w:rtl/>
+        </w:rPr>
+        <w:t xml:space="preserve"> לרשימת המקורות.</w:t>
+      </w:r>
     </w:p>
     <w:p>
       <w:pPr>
@@ -1847,8 +1853,14 @@
           <w:szCs w:val="20"/>
           <w:rtl/>
         </w:rPr>
-        <w:t xml:space="preserve">כותבים במילים שלכם. אסור להעתיק קטעים ממאמרים, מאתרים או מבינה מלאכותית.</w:t>
-      </w:r>
+        <w:t xml:space="preserve">לכל חומר נוסחה מולקולרית ונוסחת מבנה, ולכל תגובה ניסוח.</w:t>
+      </w:r>
+    </w:p>
+    <w:p>
+      <w:pPr>
+        <w:bidi/>
+        <w:spacing w:after="60" w:before="0" w:line="240"/>
+      </w:pPr>
     </w:p>
     <w:p>
       <w:pPr>
@@ -1875,28 +1887,7 @@
           <w:szCs w:val="20"/>
           <w:rtl/>
         </w:rPr>
-        <w:t xml:space="preserve">כל טענה עם הפניה למקור. ב-APA: (כהן, 2023). ב-ACS: מספר בכתב עילי אחרי המשפט.</w:t>
-      </w:r>
-      <w:r>
-        <w:rPr>
-          <w:rFonts w:ascii="Arial" w:cs="Arial" w:eastAsia="Arial" w:hAnsi="Arial"/>
-          <w:color w:val="1F4E79"/>
-          <w:sz w:val="20"/>
-          <w:szCs w:val="20"/>
-          <w:vertAlign w:val="superscript"/>
-          <w:rtl/>
-        </w:rPr>
-        <w:t xml:space="preserve">3</w:t>
-      </w:r>
-      <w:r>
-        <w:rPr>
-          <w:rFonts w:ascii="Arial" w:cs="Arial" w:eastAsia="Arial" w:hAnsi="Arial"/>
-          <w:color w:val="1F4E79"/>
-          <w:sz w:val="20"/>
-          <w:szCs w:val="20"/>
-          <w:rtl/>
-        </w:rPr>
-        <w:t xml:space="preserve"> בוחרים שיטה אחת ונשארים איתה.</w:t>
+        <w:t xml:space="preserve">כותבים במילים שלכם. אסור להעתיק קטעים ממאמרים, מאתרים או מבינה מלאכותית.</w:t>
       </w:r>
     </w:p>
     <w:p>
@@ -1924,29 +1915,28 @@
           <w:szCs w:val="20"/>
           <w:rtl/>
         </w:rPr>
-        <w:t xml:space="preserve">בינה מלאכותית יכולה לעזור </w:t>
-      </w:r>
-      <w:r>
-        <w:rPr>
-          <w:rFonts w:ascii="Arial" w:cs="Arial" w:eastAsia="Arial" w:hAnsi="Arial"/>
-          <w:b/>
-          <w:bCs/>
-          <w:color w:val="1F4E79"/>
-          <w:sz w:val="20"/>
-          <w:szCs w:val="20"/>
-          <w:rtl/>
-        </w:rPr>
-        <w:t xml:space="preserve">למצוא</w:t>
-      </w:r>
-      <w:r>
-        <w:rPr>
-          <w:rFonts w:ascii="Arial" w:cs="Arial" w:eastAsia="Arial" w:hAnsi="Arial"/>
-          <w:color w:val="1F4E79"/>
-          <w:sz w:val="20"/>
-          <w:szCs w:val="20"/>
-          <w:rtl/>
-        </w:rPr>
-        <w:t xml:space="preserve"> מאמרים. העובדות עצמן באות מהמאמרים: פותחים את המקור, בודקים שהוא קיים ושהוא אומר את מה שכתבתם. בינה ממציאה לפעמים מאמרים.</w:t>
+        <w:t xml:space="preserve">כל טענה עם הפניה למקור. ב-APA: (כהן, 2023). ב-ACS: מספר בכתב עילי אחרי המשפט.</w:t>
+      </w:r>
+      <w:r>
+        <w:rPr>
+          <w:rFonts w:ascii="Arial" w:cs="Arial" w:eastAsia="Arial" w:hAnsi="Arial"/>
+          <w:color w:val="1F4E79"/>
+          <w:sz w:val="20"/>
+          <w:szCs w:val="20"/>
+          <w:vertAlign w:val="superscript"/>
+          <w:rtl/>
+        </w:rPr>
+        <w:t xml:space="preserve">3</w:t>
+      </w:r>
+      <w:r>
+        <w:rPr>
+          <w:rFonts w:ascii="Arial" w:cs="Arial" w:eastAsia="Arial" w:hAnsi="Arial"/>
+          <w:color w:val="1F4E79"/>
+          <w:sz w:val="20"/>
+          <w:szCs w:val="20"/>
+          <w:rtl/>
+        </w:rPr>
+        <w:t xml:space="preserve"> בוחרים שיטה אחת ונשארים איתה.</w:t>
       </w:r>
     </w:p>
     <w:p>
@@ -1974,7 +1964,7 @@
           <w:szCs w:val="20"/>
           <w:rtl/>
         </w:rPr>
-        <w:t xml:space="preserve">איך עושים את זה צעד אחר צעד (איתור, קריאה עם בינה, מטריצת מקורות וכתיבה ממזגת): במדריך, בסעיף </w:t>
+        <w:t xml:space="preserve">בינה מלאכותית יכולה לעזור </w:t>
       </w:r>
       <w:r>
         <w:rPr>
@@ -1986,17 +1976,45 @@
           <w:szCs w:val="20"/>
           <w:rtl/>
         </w:rPr>
-        <w:t xml:space="preserve">"סקירת ספרות, צעד אחר צעד"</w:t>
-      </w:r>
-      <w:r>
-        <w:rPr>
-          <w:rFonts w:ascii="Arial" w:cs="Arial" w:eastAsia="Arial" w:hAnsi="Arial"/>
-          <w:color w:val="1F4E79"/>
-          <w:sz w:val="20"/>
-          <w:szCs w:val="20"/>
-          <w:rtl/>
-        </w:rPr>
-        <w:t xml:space="preserve">.</w:t>
+        <w:t xml:space="preserve">למצוא</w:t>
+      </w:r>
+      <w:r>
+        <w:rPr>
+          <w:rFonts w:ascii="Arial" w:cs="Arial" w:eastAsia="Arial" w:hAnsi="Arial"/>
+          <w:color w:val="1F4E79"/>
+          <w:sz w:val="20"/>
+          <w:szCs w:val="20"/>
+          <w:rtl/>
+        </w:rPr>
+        <w:t xml:space="preserve"> מאמרים. העובדות עצמן באות מהמאמרים: פותחים את המקור, בודקים שהוא קיים ושהוא אומר את מה שכתבתם. בינה ממציאה לפעמים מאמרים.</w:t>
+      </w:r>
+    </w:p>
+    <w:p>
+      <w:pPr>
+        <w:pStyle w:val="ListParagraph"/>
+        <w:numPr>
+          <w:ilvl w:val="0"/>
+          <w:numId w:val="2"/>
+        </w:numPr>
+        <w:pBdr>
+          <w:top w:val="single" w:color="9DC3E6" w:sz="4" w:space="4"/>
+          <w:left w:val="single" w:color="9DC3E6" w:sz="4" w:space="4"/>
+          <w:bottom w:val="single" w:color="9DC3E6" w:sz="4" w:space="4"/>
+          <w:right w:val="single" w:color="9DC3E6" w:sz="4" w:space="4"/>
+        </w:pBdr>
+        <w:shd w:fill="E8F1FA" w:color="auto" w:val="clear"/>
+        <w:bidi/>
+        <w:spacing w:after="0" w:before="0" w:line="276"/>
+      </w:pPr>
+      <w:r>
+        <w:rPr>
+          <w:rFonts w:ascii="Arial" w:cs="Arial" w:eastAsia="Arial" w:hAnsi="Arial"/>
+          <w:color w:val="1F4E79"/>
+          <w:sz w:val="20"/>
+          <w:szCs w:val="20"/>
+          <w:rtl/>
+        </w:rPr>
+        <w:t xml:space="preserve">בשלב הזה המנחה ילווה אתכם: איך מאתרים מאמרים, איך מארגנים אותם ואיך כותבים כתיבה ממזגת.</w:t>
       </w:r>
     </w:p>
     <w:p>
@@ -6618,12 +6636,24 @@
       <w:r>
         <w:rPr>
           <w:rFonts w:ascii="Arial" w:cs="Arial" w:eastAsia="Arial" w:hAnsi="Arial"/>
-          <w:color w:val="1F4E79"/>
-          <w:sz w:val="20"/>
-          <w:szCs w:val="20"/>
-          <w:rtl/>
-        </w:rPr>
-        <w:t xml:space="preserve">כלי בינה מלאכותית שהשתמשתם בו מופיע גם הוא כאן, כמקור. בגוף העבודה מפנים אליו כך: (ChatGPT, 2026).</w:t>
+          <w:b/>
+          <w:bCs/>
+          <w:color w:val="1F4E79"/>
+          <w:sz w:val="20"/>
+          <w:szCs w:val="20"/>
+          <w:rtl/>
+        </w:rPr>
+        <w:t xml:space="preserve">בינה מלאכותית לא נכנסת לרשימה.</w:t>
+      </w:r>
+      <w:r>
+        <w:rPr>
+          <w:rFonts w:ascii="Arial" w:cs="Arial" w:eastAsia="Arial" w:hAnsi="Arial"/>
+          <w:color w:val="1F4E79"/>
+          <w:sz w:val="20"/>
+          <w:szCs w:val="20"/>
+          <w:rtl/>
+        </w:rPr>
+        <w:t xml:space="preserve"> היא לא מקור: כל מידע בעבודה מפנה למאמר או לאתר שמופיעים כאן. את השימוש בבינה מתארים בגילוי הנאות ובנספח הפרומפטים.</w:t>
       </w:r>
     </w:p>
     <w:p>
@@ -6732,63 +6762,6 @@
           <w:rtl/>
         </w:rPr>
         <w:t xml:space="preserve">[כתובת]</w:t>
-      </w:r>
-      <w:r>
-        <w:rPr>
-          <w:rFonts w:ascii="Arial" w:cs="Arial" w:eastAsia="Arial" w:hAnsi="Arial"/>
-          <w:rtl/>
-        </w:rPr>
-        <w:t xml:space="preserve">.</w:t>
-      </w:r>
-    </w:p>
-    <w:p>
-      <w:pPr>
-        <w:bidi/>
-      </w:pPr>
-      <w:r>
-        <w:rPr>
-          <w:rFonts w:ascii="Arial" w:cs="Arial" w:eastAsia="Arial" w:hAnsi="Arial"/>
-          <w:rtl/>
-        </w:rPr>
-        <w:t xml:space="preserve">ChatGPT, גרסה </w:t>
-      </w:r>
-      <w:r>
-        <w:rPr>
-          <w:rFonts w:ascii="Arial" w:cs="Arial" w:eastAsia="Arial" w:hAnsi="Arial"/>
-          <w:highlight w:val="yellow"/>
-          <w:rtl/>
-        </w:rPr>
-        <w:t xml:space="preserve">[...]</w:t>
-      </w:r>
-      <w:r>
-        <w:rPr>
-          <w:rFonts w:ascii="Arial" w:cs="Arial" w:eastAsia="Arial" w:hAnsi="Arial"/>
-          <w:rtl/>
-        </w:rPr>
-        <w:t xml:space="preserve">, OpenAI. נדלה בתאריך </w:t>
-      </w:r>
-      <w:r>
-        <w:rPr>
-          <w:rFonts w:ascii="Arial" w:cs="Arial" w:eastAsia="Arial" w:hAnsi="Arial"/>
-          <w:highlight w:val="yellow"/>
-          <w:rtl/>
-        </w:rPr>
-        <w:t xml:space="preserve">[..]</w:t>
-      </w:r>
-      <w:r>
-        <w:rPr>
-          <w:rFonts w:ascii="Arial" w:cs="Arial" w:eastAsia="Arial" w:hAnsi="Arial"/>
-          <w:rtl/>
-        </w:rPr>
-        <w:t xml:space="preserve">. שימוש: </w:t>
-      </w:r>
-      <w:r>
-        <w:rPr>
-          <w:rFonts w:ascii="Arial" w:cs="Arial" w:eastAsia="Arial" w:hAnsi="Arial"/>
-          <w:highlight w:val="yellow"/>
-          <w:rtl/>
-        </w:rPr>
-        <w:t xml:space="preserve">[יצירת איור 4]</w:t>
       </w:r>
       <w:r>
         <w:rPr>
